--- a/analog debugging co.docx
+++ b/analog debugging co.docx
@@ -71,7 +71,11 @@
             <w:tcW w:w="3078" w:type="dxa"/>
             <w:vAlign w:val="center"/>
           </w:tcPr>
-          <w:p/>
+          <w:p>
+            <w:r>
+              <w:t>G.Dharini</w:t>
+            </w:r>
+          </w:p>
         </w:tc>
         <w:tc>
           <w:tcPr>
@@ -92,7 +96,11 @@
             <w:tcW w:w="2592" w:type="dxa"/>
             <w:vAlign w:val="center"/>
           </w:tcPr>
-          <w:p/>
+          <w:p>
+            <w:r>
+              <w:t>192512216</w:t>
+            </w:r>
+          </w:p>
         </w:tc>
       </w:tr>
       <w:tr>
@@ -118,7 +126,11 @@
             <w:tcW w:w="3078" w:type="dxa"/>
             <w:vAlign w:val="center"/>
           </w:tcPr>
-          <w:p/>
+          <w:p>
+            <w:r>
+              <w:t>Analog Circuit</w:t>
+            </w:r>
+          </w:p>
         </w:tc>
         <w:tc>
           <w:tcPr>
@@ -139,7 +151,11 @@
             <w:tcW w:w="2592" w:type="dxa"/>
             <w:vAlign w:val="center"/>
           </w:tcPr>
-          <w:p/>
+          <w:p>
+            <w:r>
+              <w:t>17/08/2026</w:t>
+            </w:r>
+          </w:p>
         </w:tc>
       </w:tr>
       <w:tr>
@@ -165,7 +181,11 @@
             <w:tcW w:w="3078" w:type="dxa"/>
             <w:vAlign w:val="center"/>
           </w:tcPr>
-          <w:p/>
+          <w:p>
+            <w:r>
+              <w:t>Dr.Dass</w:t>
+            </w:r>
+          </w:p>
         </w:tc>
         <w:tc>
           <w:tcPr>
@@ -301,27 +321,13 @@
         <w:rPr>
           <w:b/>
         </w:rPr>
-        <w:t>CO</w:t>
-      </w:r>
-      <w:proofErr w:type="gramStart"/>
-      <w:r>
-        <w:rPr>
-          <w:b/>
-        </w:rPr>
-        <w:t xml:space="preserve">3 </w:t>
+        <w:t xml:space="preserve">CO3 </w:t>
       </w:r>
       <w:r>
         <w:rPr>
           <w:b/>
         </w:rPr>
-        <w:t>:</w:t>
-      </w:r>
-      <w:proofErr w:type="gramEnd"/>
-      <w:r>
-        <w:rPr>
-          <w:b/>
-        </w:rPr>
-        <w:t xml:space="preserve"> </w:t>
+        <w:t xml:space="preserve">: </w:t>
       </w:r>
       <w:r>
         <w:rPr>
@@ -365,35 +371,7 @@
         <w:rPr>
           <w:lang w:val="en-IN"/>
         </w:rPr>
-        <w:t xml:space="preserve">Each student will be assigned one Circuit debugging problem 20 marks inside class. </w:t>
-      </w:r>
-      <w:proofErr w:type="spellStart"/>
-      <w:r>
-        <w:rPr>
-          <w:lang w:val="en-IN"/>
-        </w:rPr>
-        <w:t>Analyze</w:t>
-      </w:r>
-      <w:proofErr w:type="spellEnd"/>
-      <w:r>
-        <w:rPr>
-          <w:lang w:val="en-IN"/>
-        </w:rPr>
-        <w:t xml:space="preserve"> and debug one faulty </w:t>
-      </w:r>
-      <w:proofErr w:type="spellStart"/>
-      <w:r>
-        <w:rPr>
-          <w:lang w:val="en-IN"/>
-        </w:rPr>
-        <w:t>analog</w:t>
-      </w:r>
-      <w:proofErr w:type="spellEnd"/>
-      <w:r>
-        <w:rPr>
-          <w:lang w:val="en-IN"/>
-        </w:rPr>
-        <w:t xml:space="preserve"> circuit.</w:t>
+        <w:t>Each student will be assigned one Circuit debugging problem 20 marks inside class. Analyze and debug one faulty analog circuit.</w:t>
       </w:r>
     </w:p>
     <w:p>
